--- a/business_documents/PECH_INTERVIEW_PROCESS_AND_CHECKLIST.docx
+++ b/business_documents/PECH_INTERVIEW_PROCESS_AND_CHECKLIST.docx
@@ -58,71 +58,34 @@
         <w:spacing w:after="0"/>
       </w:pPr>
     </w:p>
-    <w:bookmarkStart w:id="102" w:name="pech-group-holdings-ltd"/>
-    <w:p>
-      <w:pPr>
-        <w:pStyle w:val="Heading1"/>
-        <w:rPr>
-          <w:color w:val="0099CC"/>
-        </w:rPr>
-        <w:pBdr>
-          <w:bottom w:val="single" w:sz="18" w:space="2" w:color="F5A623"/>
-        </w:pBdr>
-      </w:pPr>
-      <w:r>
-        <w:rPr>
-          <w:b/>
-          <w:color w:val="0099CC"/>
-          <w:sz w:val="44"/>
-        </w:rPr>
-        <w:t xml:space="preserve">PECH GROUP HOLDINGS LTD</w:t>
-      </w:r>
-    </w:p>
-    <w:bookmarkStart w:id="22" w:name="X30f130e5791a2003a0167015bc44901976c970f"/>
-    <w:p>
-      <w:pPr>
-        <w:pBdr>
-          <w:top w:val="single" w:sz="18" w:space="1" w:color="F5A623"/>
-          <w:bottom w:val="single" w:sz="6" w:space="1" w:color="0099CC"/>
-        </w:pBdr>
-        <w:spacing w:before="200" w:after="200"/>
-      </w:pPr>
-    </w:p>
-    <w:p>
-      <w:pPr>
-        <w:pStyle w:val="Heading2"/>
-        <w:rPr>
-          <w:color w:val="0099CC"/>
-        </w:rPr>
-        <w:pBdr>
-          <w:bottom w:val="single" w:sz="6" w:space="2" w:color="00BFFF"/>
-        </w:pBdr>
-      </w:pPr>
-      <w:r>
-        <w:rPr>
-          <w:b/>
-          <w:color w:val="0099CC"/>
-          <w:sz w:val="32"/>
-        </w:rPr>
+    <w:p>
+      <w:pPr>
+        <w:pStyle w:val="FirstParagraph"/>
+      </w:pPr>
+      <w:r>
+        <w:t xml:space="preserve">🎙️</w:t>
+      </w:r>
+    </w:p>
+    <w:p>
+      <w:pPr>
+        <w:pStyle w:val="BodyText"/>
+      </w:pPr>
+      <w:r>
         <w:t xml:space="preserve">INTERVIEW PROCESS, CHECKLIST &amp; SCORING SYSTEM</w:t>
       </w:r>
     </w:p>
-    <w:bookmarkStart w:id="21" w:name="confidential-for-internal-hr-use-only"/>
-    <w:p>
-      <w:pPr>
-        <w:pStyle w:val="Heading3"/>
-        <w:rPr>
-          <w:color w:val="E08A00"/>
-        </w:rPr>
-      </w:pPr>
-      <w:r>
-        <w:rPr>
-          <w:b/>
-          <w:color w:val="E08A00"/>
-          <w:sz w:val="26"/>
-        </w:rPr>
-        <w:t xml:space="preserve">CONFIDENTIAL — FOR INTERNAL HR USE ONLY</w:t>
-      </w:r>
+    <w:p>
+      <w:pPr>
+        <w:pStyle w:val="BodyText"/>
+      </w:pPr>
+      <w:r>
+        <w:t xml:space="preserve"> </w:t>
+      </w:r>
+    </w:p>
+    <w:p>
+      <w:pPr>
+        <w:pStyle w:val="BodyText"/>
+      </w:pPr>
     </w:p>
     <w:p>
       <w:r>
@@ -131,166 +94,7 @@
         </w:pict>
       </w:r>
     </w:p>
-    <w:p>
-      <w:pPr>
-        <w:pStyle w:val="FirstParagraph"/>
-      </w:pPr>
-      <w:r>
-        <w:rPr>
-          <w:bCs/>
-          <w:b/>
-        </w:rPr>
-        <w:t xml:space="preserve">PECH Group Holdings Ltd</w:t>
-      </w:r>
-      <w:r>
-        <w:t xml:space="preserve"> </w:t>
-      </w:r>
-      <w:r>
-        <w:t xml:space="preserve">Lagos, Nigeria</w:t>
-      </w:r>
-      <w:r>
-        <w:t xml:space="preserve"> </w:t>
-      </w:r>
-      <w:r>
-        <w:t xml:space="preserve">Website:</w:t>
-      </w:r>
-      <w:r>
-        <w:t xml:space="preserve"> </w:t>
-      </w:r>
-      <w:hyperlink r:id="rId20">
-        <w:r>
-          <w:rPr>
-            <w:rStyle w:val="Hyperlink"/>
-          </w:rPr>
-          <w:t xml:space="preserve">pechgroupholdings.tech</w:t>
-        </w:r>
-      </w:hyperlink>
-    </w:p>
-    <w:p>
-      <w:r>
-        <w:pict>
-          <v:rect style="width:0;height:1.5pt" o:hralign="center" o:hrstd="t" o:hr="t"/>
-        </w:pict>
-      </w:r>
-    </w:p>
-    <w:p>
-      <w:pPr>
-        <w:pStyle w:val="BlockText"/>
-        <w:pBdr>
-          <w:left w:val="single" w:sz="24" w:space="6" w:color="F5A623"/>
-        </w:pBdr>
-        <w:shd w:fill="FFF8E1" w:val="clear"/>
-      </w:pPr>
-      <w:r>
-        <w:rPr>
-          <w:bCs/>
-          <w:b/>
-        </w:rPr>
-        <w:t xml:space="preserve">Document Reference:</w:t>
-      </w:r>
-      <w:r>
-        <w:t xml:space="preserve"> </w:t>
-      </w:r>
-      <w:r>
-        <w:t xml:space="preserve">PECH-HR-IPC-2026-001</w:t>
-      </w:r>
-      <w:r>
-        <w:t xml:space="preserve"> </w:t>
-      </w:r>
-      <w:r>
-        <w:rPr>
-          <w:bCs/>
-          <w:b/>
-        </w:rPr>
-        <w:t xml:space="preserve">Version:</w:t>
-      </w:r>
-      <w:r>
-        <w:t xml:space="preserve"> </w:t>
-      </w:r>
-      <w:r>
-        <w:t xml:space="preserve">1.0</w:t>
-      </w:r>
-      <w:r>
-        <w:t xml:space="preserve"> </w:t>
-      </w:r>
-      <w:r>
-        <w:rPr>
-          <w:bCs/>
-          <w:b/>
-        </w:rPr>
-        <w:t xml:space="preserve">Effective Date:</w:t>
-      </w:r>
-      <w:r>
-        <w:t xml:space="preserve"> </w:t>
-      </w:r>
-      <w:r>
-        <w:t xml:space="preserve">March 2026</w:t>
-      </w:r>
-      <w:r>
-        <w:t xml:space="preserve"> </w:t>
-      </w:r>
-      <w:r>
-        <w:rPr>
-          <w:bCs/>
-          <w:b/>
-        </w:rPr>
-        <w:t xml:space="preserve">Prepared By:</w:t>
-      </w:r>
-      <w:r>
-        <w:t xml:space="preserve"> </w:t>
-      </w:r>
-      <w:r>
-        <w:t xml:space="preserve">Human Resources Department</w:t>
-      </w:r>
-      <w:r>
-        <w:t xml:space="preserve"> </w:t>
-      </w:r>
-      <w:r>
-        <w:rPr>
-          <w:bCs/>
-          <w:b/>
-        </w:rPr>
-        <w:t xml:space="preserve">Approved By:</w:t>
-      </w:r>
-      <w:r>
-        <w:t xml:space="preserve"> </w:t>
-      </w:r>
-      <w:r>
-        <w:t xml:space="preserve">Managing Director / CEO</w:t>
-      </w:r>
-    </w:p>
-    <w:p>
-      <w:pPr>
-        <w:pStyle w:val="BlockText"/>
-        <w:pBdr>
-          <w:left w:val="single" w:sz="24" w:space="6" w:color="F5A623"/>
-        </w:pBdr>
-        <w:shd w:fill="FFF8E1" w:val="clear"/>
-      </w:pPr>
-      <w:r>
-        <w:rPr>
-          <w:bCs/>
-          <w:b/>
-        </w:rPr>
-        <w:t xml:space="preserve">Purpose:</w:t>
-      </w:r>
-      <w:r>
-        <w:t xml:space="preserve"> </w:t>
-      </w:r>
-      <w:r>
-        <w:t xml:space="preserve">This document provides a comprehensive interview framework for all hiring at PECH Group Holdings Ltd. It covers round structure, scoring methodology, role-specific technical assessments, fake candidate detection, reference checks, and decision-making processes. Every section includes structured summary/notes boxes for interviewers to document their observations.</w:t>
-      </w:r>
-    </w:p>
-    <w:p>
-      <w:r>
-        <w:pict>
-          <v:rect style="width:0;height:1.5pt" o:hralign="center" o:hrstd="t" o:hr="t"/>
-        </w:pict>
-      </w:r>
-    </w:p>
-    <w:bookmarkEnd w:id="21"/>
-    <w:bookmarkEnd w:id="22"/>
-    <w:bookmarkStart w:id="23" w:name="table-of-contents"/>
+    <w:bookmarkStart w:id="20" w:name="table-of-contents"/>
     <w:p>
       <w:pPr>
         <w:pBdr>
@@ -496,8 +300,8 @@
         </w:pict>
       </w:r>
     </w:p>
-    <w:bookmarkEnd w:id="23"/>
-    <w:bookmarkStart w:id="28" w:name="section-1-interview-process-overview"/>
+    <w:bookmarkEnd w:id="20"/>
+    <w:bookmarkStart w:id="25" w:name="section-1-interview-process-overview"/>
     <w:p>
       <w:pPr>
         <w:pBdr>
@@ -526,7 +330,7 @@
         <w:t xml:space="preserve">SECTION 1: INTERVIEW PROCESS OVERVIEW</w:t>
       </w:r>
     </w:p>
-    <w:bookmarkStart w:id="24" w:name="round-structure-by-role-level"/>
+    <w:bookmarkStart w:id="21" w:name="round-structure-by-role-level"/>
     <w:p>
       <w:pPr>
         <w:pStyle w:val="Heading3"/>
@@ -1358,8 +1162,8 @@
         </w:tc>
       </w:tr>
     </w:tbl>
-    <w:bookmarkEnd w:id="24"/>
-    <w:bookmarkStart w:id="25" w:name="interviewer-assignment-guide"/>
+    <w:bookmarkEnd w:id="21"/>
+    <w:bookmarkStart w:id="22" w:name="interviewer-assignment-guide"/>
     <w:p>
       <w:pPr>
         <w:pStyle w:val="Heading3"/>
@@ -1997,8 +1801,8 @@
         </w:tc>
       </w:tr>
     </w:tbl>
-    <w:bookmarkEnd w:id="25"/>
-    <w:bookmarkStart w:id="26" w:name="timeline-communication-standards"/>
+    <w:bookmarkEnd w:id="22"/>
+    <w:bookmarkStart w:id="23" w:name="timeline-communication-standards"/>
     <w:p>
       <w:pPr>
         <w:pStyle w:val="Heading3"/>
@@ -2132,8 +1936,8 @@
         </w:pict>
       </w:r>
     </w:p>
-    <w:bookmarkEnd w:id="26"/>
-    <w:bookmarkStart w:id="27" w:name="Xf69bdbc055e7939053f69d680df5aec916dce3c"/>
+    <w:bookmarkEnd w:id="23"/>
+    <w:bookmarkStart w:id="24" w:name="Xf69bdbc055e7939053f69d680df5aec916dce3c"/>
     <w:p>
       <w:pPr>
         <w:pStyle w:val="Heading3"/>
@@ -2532,9 +2336,9 @@
         </w:pict>
       </w:r>
     </w:p>
-    <w:bookmarkEnd w:id="27"/>
-    <w:bookmarkEnd w:id="28"/>
-    <w:bookmarkStart w:id="33" w:name="section-2-pre-interview-checklist"/>
+    <w:bookmarkEnd w:id="24"/>
+    <w:bookmarkEnd w:id="25"/>
+    <w:bookmarkStart w:id="30" w:name="section-2-pre-interview-checklist"/>
     <w:p>
       <w:pPr>
         <w:pBdr>
@@ -2575,7 +2379,7 @@
         <w:t xml:space="preserve">(Complete this checklist BEFORE scheduling any interview. One checklist per candidate.)</w:t>
       </w:r>
     </w:p>
-    <w:bookmarkStart w:id="29" w:name="candidate-information"/>
+    <w:bookmarkStart w:id="26" w:name="candidate-information"/>
     <w:p>
       <w:pPr>
         <w:pStyle w:val="Heading3"/>
@@ -2815,8 +2619,8 @@
         </w:tc>
       </w:tr>
     </w:tbl>
-    <w:bookmarkEnd w:id="29"/>
-    <w:bookmarkStart w:id="30" w:name="document-receipt-checklist"/>
+    <w:bookmarkEnd w:id="26"/>
+    <w:bookmarkStart w:id="27" w:name="document-receipt-checklist"/>
     <w:p>
       <w:pPr>
         <w:pStyle w:val="Heading3"/>
@@ -3628,8 +3432,8 @@
         </w:tc>
       </w:tr>
     </w:tbl>
-    <w:bookmarkEnd w:id="30"/>
-    <w:bookmarkStart w:id="31" w:name="cv-vs-application-form-cross-check"/>
+    <w:bookmarkEnd w:id="27"/>
+    <w:bookmarkStart w:id="28" w:name="cv-vs-application-form-cross-check"/>
     <w:p>
       <w:pPr>
         <w:pStyle w:val="Heading3"/>
@@ -4068,8 +3872,8 @@
         </w:pict>
       </w:r>
     </w:p>
-    <w:bookmarkEnd w:id="31"/>
-    <w:bookmarkStart w:id="32" w:name="pre-screening-summary-notes"/>
+    <w:bookmarkEnd w:id="28"/>
+    <w:bookmarkStart w:id="29" w:name="pre-screening-summary-notes"/>
     <w:p>
       <w:pPr>
         <w:pStyle w:val="Heading3"/>
@@ -4356,9 +4160,9 @@
         </w:pict>
       </w:r>
     </w:p>
-    <w:bookmarkEnd w:id="32"/>
-    <w:bookmarkEnd w:id="33"/>
-    <w:bookmarkStart w:id="39" w:name="section-3-scoring-methodology"/>
+    <w:bookmarkEnd w:id="29"/>
+    <w:bookmarkEnd w:id="30"/>
+    <w:bookmarkStart w:id="36" w:name="section-3-scoring-methodology"/>
     <w:p>
       <w:pPr>
         <w:pBdr>
@@ -4387,7 +4191,7 @@
         <w:t xml:space="preserve">SECTION 3: SCORING METHODOLOGY</w:t>
       </w:r>
     </w:p>
-    <w:bookmarkStart w:id="34" w:name="score-scale-definitions"/>
+    <w:bookmarkStart w:id="31" w:name="score-scale-definitions"/>
     <w:p>
       <w:pPr>
         <w:pStyle w:val="Heading3"/>
@@ -4887,8 +4691,8 @@
         </w:tc>
       </w:tr>
     </w:tbl>
-    <w:bookmarkEnd w:id="34"/>
-    <w:bookmarkStart w:id="35" w:name="scoring-dimensions-weights"/>
+    <w:bookmarkEnd w:id="31"/>
+    <w:bookmarkStart w:id="32" w:name="scoring-dimensions-weights"/>
     <w:p>
       <w:pPr>
         <w:pStyle w:val="Heading3"/>
@@ -5220,8 +5024,8 @@
         </w:tc>
       </w:tr>
     </w:tbl>
-    <w:bookmarkEnd w:id="35"/>
-    <w:bookmarkStart w:id="36" w:name="minimum-passing-thresholds"/>
+    <w:bookmarkEnd w:id="32"/>
+    <w:bookmarkStart w:id="33" w:name="minimum-passing-thresholds"/>
     <w:p>
       <w:pPr>
         <w:pStyle w:val="Heading3"/>
@@ -5611,8 +5415,8 @@
         </w:tc>
       </w:tr>
     </w:tbl>
-    <w:bookmarkEnd w:id="36"/>
-    <w:bookmarkStart w:id="37" w:name="weighted-score-calculation"/>
+    <w:bookmarkEnd w:id="33"/>
+    <w:bookmarkStart w:id="34" w:name="weighted-score-calculation"/>
     <w:p>
       <w:pPr>
         <w:pStyle w:val="Heading3"/>
@@ -5702,8 +5506,8 @@
         </w:pict>
       </w:r>
     </w:p>
-    <w:bookmarkEnd w:id="37"/>
-    <w:bookmarkStart w:id="38" w:name="scoring-calibration-notes"/>
+    <w:bookmarkEnd w:id="34"/>
+    <w:bookmarkStart w:id="35" w:name="scoring-calibration-notes"/>
     <w:p>
       <w:pPr>
         <w:pStyle w:val="Heading3"/>
@@ -6270,9 +6074,9 @@
         </w:pict>
       </w:r>
     </w:p>
-    <w:bookmarkEnd w:id="38"/>
-    <w:bookmarkEnd w:id="39"/>
-    <w:bookmarkStart w:id="46" w:name="section-4-round-1-initial-screening"/>
+    <w:bookmarkEnd w:id="35"/>
+    <w:bookmarkEnd w:id="36"/>
+    <w:bookmarkStart w:id="43" w:name="section-4-round-1-initial-screening"/>
     <w:p>
       <w:pPr>
         <w:pBdr>
@@ -6301,7 +6105,7 @@
         <w:t xml:space="preserve">SECTION 4: ROUND 1 — INITIAL SCREENING</w:t>
       </w:r>
     </w:p>
-    <w:bookmarkStart w:id="42" w:name="phonevideo-screen-template"/>
+    <w:bookmarkStart w:id="39" w:name="phonevideo-screen-template"/>
     <w:p>
       <w:pPr>
         <w:pStyle w:val="Heading3"/>
@@ -6368,7 +6172,7 @@
         <w:t xml:space="preserve">HR Officer</w:t>
       </w:r>
     </w:p>
-    <w:bookmarkStart w:id="40" w:name="standard-screening-questions"/>
+    <w:bookmarkStart w:id="37" w:name="standard-screening-questions"/>
     <w:p>
       <w:pPr>
         <w:pStyle w:val="Heading4"/>
@@ -7044,8 +6848,8 @@
         </w:tc>
       </w:tr>
     </w:tbl>
-    <w:bookmarkEnd w:id="40"/>
-    <w:bookmarkStart w:id="41" w:name="additional-questions-for-senior-roles"/>
+    <w:bookmarkEnd w:id="37"/>
+    <w:bookmarkStart w:id="38" w:name="additional-questions-for-senior-roles"/>
     <w:p>
       <w:pPr>
         <w:pStyle w:val="Heading4"/>
@@ -7313,9 +7117,9 @@
         </w:tc>
       </w:tr>
     </w:tbl>
-    <w:bookmarkEnd w:id="41"/>
-    <w:bookmarkEnd w:id="42"/>
-    <w:bookmarkStart w:id="43" w:name="round-1-red-flag-checklist"/>
+    <w:bookmarkEnd w:id="38"/>
+    <w:bookmarkEnd w:id="39"/>
+    <w:bookmarkStart w:id="40" w:name="round-1-red-flag-checklist"/>
     <w:p>
       <w:pPr>
         <w:pStyle w:val="Heading3"/>
@@ -7476,8 +7280,8 @@
         <w:t xml:space="preserve">☐ Seems disinterested or unprepared for the call</w:t>
       </w:r>
     </w:p>
-    <w:bookmarkEnd w:id="43"/>
-    <w:bookmarkStart w:id="44" w:name="round-1-scorecard"/>
+    <w:bookmarkEnd w:id="40"/>
+    <w:bookmarkStart w:id="41" w:name="round-1-scorecard"/>
     <w:p>
       <w:pPr>
         <w:pStyle w:val="Heading3"/>
@@ -8176,8 +7980,8 @@
         </w:pict>
       </w:r>
     </w:p>
-    <w:bookmarkEnd w:id="44"/>
-    <w:bookmarkStart w:id="45" w:name="round-1-interviewer-summary"/>
+    <w:bookmarkEnd w:id="41"/>
+    <w:bookmarkStart w:id="42" w:name="round-1-interviewer-summary"/>
     <w:p>
       <w:pPr>
         <w:pStyle w:val="Heading3"/>
@@ -8658,9 +8462,9 @@
         </w:pict>
       </w:r>
     </w:p>
-    <w:bookmarkEnd w:id="45"/>
-    <w:bookmarkEnd w:id="46"/>
-    <w:bookmarkStart w:id="70" w:name="X11ff7f6e05b8910244e5afb4075c196b859503d"/>
+    <w:bookmarkEnd w:id="42"/>
+    <w:bookmarkEnd w:id="43"/>
+    <w:bookmarkStart w:id="67" w:name="X11ff7f6e05b8910244e5afb4075c196b859503d"/>
     <w:p>
       <w:pPr>
         <w:pBdr>
@@ -8689,7 +8493,7 @@
         <w:t xml:space="preserve">SECTION 5: ROUND 2 — TECHNICAL/DOMAIN ASSESSMENT</w:t>
       </w:r>
     </w:p>
-    <w:bookmarkStart w:id="47" w:name="assessment-overview-by-role"/>
+    <w:bookmarkStart w:id="44" w:name="assessment-overview-by-role"/>
     <w:p>
       <w:pPr>
         <w:pStyle w:val="Heading3"/>
@@ -10067,8 +9871,8 @@
         </w:tc>
       </w:tr>
     </w:tbl>
-    <w:bookmarkEnd w:id="47"/>
-    <w:bookmarkStart w:id="48" w:name="take-home-assignment-guidelines"/>
+    <w:bookmarkEnd w:id="44"/>
+    <w:bookmarkStart w:id="45" w:name="take-home-assignment-guidelines"/>
     <w:p>
       <w:pPr>
         <w:pStyle w:val="Heading3"/>
@@ -10291,8 +10095,8 @@
         <w:t xml:space="preserve">During the live review, you will be asked to explain your code line-by-line and make real-time modifications. If you cannot explain or modify your own submission, this will be flagged as a disqualifying concern.</w:t>
       </w:r>
     </w:p>
-    <w:bookmarkEnd w:id="48"/>
-    <w:bookmarkStart w:id="68" w:name="role-specific-assessment-details"/>
+    <w:bookmarkEnd w:id="45"/>
+    <w:bookmarkStart w:id="65" w:name="role-specific-assessment-details"/>
     <w:p>
       <w:pPr>
         <w:pStyle w:val="Heading3"/>
@@ -10316,7 +10120,7 @@
         </w:pict>
       </w:r>
     </w:p>
-    <w:bookmarkStart w:id="49" w:name="frontend-developer-assessment"/>
+    <w:bookmarkStart w:id="46" w:name="frontend-developer-assessment"/>
     <w:p>
       <w:pPr>
         <w:pStyle w:val="Heading4"/>
@@ -11296,8 +11100,8 @@
         </w:pict>
       </w:r>
     </w:p>
-    <w:bookmarkEnd w:id="49"/>
-    <w:bookmarkStart w:id="50" w:name="backend-developer-assessment"/>
+    <w:bookmarkEnd w:id="46"/>
+    <w:bookmarkStart w:id="47" w:name="backend-developer-assessment"/>
     <w:p>
       <w:pPr>
         <w:pStyle w:val="Heading4"/>
@@ -12172,8 +11976,8 @@
         </w:pict>
       </w:r>
     </w:p>
-    <w:bookmarkEnd w:id="50"/>
-    <w:bookmarkStart w:id="51" w:name="full-stack-engineer-assessment"/>
+    <w:bookmarkEnd w:id="47"/>
+    <w:bookmarkStart w:id="48" w:name="full-stack-engineer-assessment"/>
     <w:p>
       <w:pPr>
         <w:pStyle w:val="Heading4"/>
@@ -13066,8 +12870,8 @@
         </w:pict>
       </w:r>
     </w:p>
-    <w:bookmarkEnd w:id="51"/>
-    <w:bookmarkStart w:id="52" w:name="iot-embedded-engineer-assessment"/>
+    <w:bookmarkEnd w:id="48"/>
+    <w:bookmarkStart w:id="49" w:name="iot-embedded-engineer-assessment"/>
     <w:p>
       <w:pPr>
         <w:pStyle w:val="Heading4"/>
@@ -13942,8 +13746,8 @@
         </w:pict>
       </w:r>
     </w:p>
-    <w:bookmarkEnd w:id="52"/>
-    <w:bookmarkStart w:id="53" w:name="devops-engineer-assessment"/>
+    <w:bookmarkEnd w:id="49"/>
+    <w:bookmarkStart w:id="50" w:name="devops-engineer-assessment"/>
     <w:p>
       <w:pPr>
         <w:pStyle w:val="Heading4"/>
@@ -14818,8 +14622,8 @@
         </w:pict>
       </w:r>
     </w:p>
-    <w:bookmarkEnd w:id="53"/>
-    <w:bookmarkStart w:id="54" w:name="uiux-designer-assessment"/>
+    <w:bookmarkEnd w:id="50"/>
+    <w:bookmarkStart w:id="51" w:name="uiux-designer-assessment"/>
     <w:p>
       <w:pPr>
         <w:pStyle w:val="Heading4"/>
@@ -15618,8 +15422,8 @@
         </w:pict>
       </w:r>
     </w:p>
-    <w:bookmarkEnd w:id="54"/>
-    <w:bookmarkStart w:id="55" w:name="data-analyst-assessment"/>
+    <w:bookmarkEnd w:id="51"/>
+    <w:bookmarkStart w:id="52" w:name="data-analyst-assessment"/>
     <w:p>
       <w:pPr>
         <w:pStyle w:val="Heading4"/>
@@ -16342,8 +16146,8 @@
         </w:pict>
       </w:r>
     </w:p>
-    <w:bookmarkEnd w:id="55"/>
-    <w:bookmarkStart w:id="56" w:name="qatest-engineer-assessment"/>
+    <w:bookmarkEnd w:id="52"/>
+    <w:bookmarkStart w:id="53" w:name="qatest-engineer-assessment"/>
     <w:p>
       <w:pPr>
         <w:pStyle w:val="Heading4"/>
@@ -17066,8 +16870,8 @@
         </w:pict>
       </w:r>
     </w:p>
-    <w:bookmarkEnd w:id="56"/>
-    <w:bookmarkStart w:id="57" w:name="payments-product-manager-assessment"/>
+    <w:bookmarkEnd w:id="53"/>
+    <w:bookmarkStart w:id="54" w:name="payments-product-manager-assessment"/>
     <w:p>
       <w:pPr>
         <w:pStyle w:val="Heading4"/>
@@ -17790,8 +17594,8 @@
         </w:pict>
       </w:r>
     </w:p>
-    <w:bookmarkEnd w:id="57"/>
-    <w:bookmarkStart w:id="58" w:name="Xf5cfc39271c402be2b0b52d6fad2defa9adb38b"/>
+    <w:bookmarkEnd w:id="54"/>
+    <w:bookmarkStart w:id="55" w:name="Xf5cfc39271c402be2b0b52d6fad2defa9adb38b"/>
     <w:p>
       <w:pPr>
         <w:pStyle w:val="Heading4"/>
@@ -19049,8 +18853,8 @@
         </w:pict>
       </w:r>
     </w:p>
-    <w:bookmarkEnd w:id="58"/>
-    <w:bookmarkStart w:id="59" w:name="junior-engineer-assessment-supervised"/>
+    <w:bookmarkEnd w:id="55"/>
+    <w:bookmarkStart w:id="56" w:name="junior-engineer-assessment-supervised"/>
     <w:p>
       <w:pPr>
         <w:pStyle w:val="Heading4"/>
@@ -19679,8 +19483,8 @@
         </w:pict>
       </w:r>
     </w:p>
-    <w:bookmarkEnd w:id="59"/>
-    <w:bookmarkStart w:id="60" w:name="intern-assessment-supervised"/>
+    <w:bookmarkEnd w:id="56"/>
+    <w:bookmarkStart w:id="57" w:name="intern-assessment-supervised"/>
     <w:p>
       <w:pPr>
         <w:pStyle w:val="Heading4"/>
@@ -20321,8 +20125,8 @@
         </w:pict>
       </w:r>
     </w:p>
-    <w:bookmarkEnd w:id="60"/>
-    <w:bookmarkStart w:id="61" w:name="field-agent-assessment-group"/>
+    <w:bookmarkEnd w:id="57"/>
+    <w:bookmarkStart w:id="58" w:name="field-agent-assessment-group"/>
     <w:p>
       <w:pPr>
         <w:pStyle w:val="Heading4"/>
@@ -20987,8 +20791,8 @@
         </w:pict>
       </w:r>
     </w:p>
-    <w:bookmarkEnd w:id="61"/>
-    <w:bookmarkStart w:id="62" w:name="aiml-engineer-assessment"/>
+    <w:bookmarkEnd w:id="58"/>
+    <w:bookmarkStart w:id="59" w:name="aiml-engineer-assessment"/>
     <w:p>
       <w:pPr>
         <w:pStyle w:val="Heading4"/>
@@ -21863,8 +21667,8 @@
         </w:pict>
       </w:r>
     </w:p>
-    <w:bookmarkEnd w:id="62"/>
-    <w:bookmarkStart w:id="63" w:name="ai-data-engineer-assessment"/>
+    <w:bookmarkEnd w:id="59"/>
+    <w:bookmarkStart w:id="60" w:name="ai-data-engineer-assessment"/>
     <w:p>
       <w:pPr>
         <w:pStyle w:val="Heading4"/>
@@ -22739,8 +22543,8 @@
         </w:pict>
       </w:r>
     </w:p>
-    <w:bookmarkEnd w:id="63"/>
-    <w:bookmarkStart w:id="64" w:name="mlops-engineer-assessment"/>
+    <w:bookmarkEnd w:id="60"/>
+    <w:bookmarkStart w:id="61" w:name="mlops-engineer-assessment"/>
     <w:p>
       <w:pPr>
         <w:pStyle w:val="Heading4"/>
@@ -23539,8 +23343,8 @@
         </w:pict>
       </w:r>
     </w:p>
-    <w:bookmarkEnd w:id="64"/>
-    <w:bookmarkStart w:id="65" w:name="api-platform-engineer-assessment"/>
+    <w:bookmarkEnd w:id="61"/>
+    <w:bookmarkStart w:id="62" w:name="api-platform-engineer-assessment"/>
     <w:p>
       <w:pPr>
         <w:pStyle w:val="Heading4"/>
@@ -24415,8 +24219,8 @@
         </w:pict>
       </w:r>
     </w:p>
-    <w:bookmarkEnd w:id="65"/>
-    <w:bookmarkStart w:id="66" w:name="ai-product-manager-assessment"/>
+    <w:bookmarkEnd w:id="62"/>
+    <w:bookmarkStart w:id="63" w:name="ai-product-manager-assessment"/>
     <w:p>
       <w:pPr>
         <w:pStyle w:val="Heading4"/>
@@ -25139,8 +24943,8 @@
         </w:pict>
       </w:r>
     </w:p>
-    <w:bookmarkEnd w:id="66"/>
-    <w:bookmarkStart w:id="67" w:name="X306edc9fca12cbc30ac07b63e15d42bed8acd5f"/>
+    <w:bookmarkEnd w:id="63"/>
+    <w:bookmarkStart w:id="64" w:name="X306edc9fca12cbc30ac07b63e15d42bed8acd5f"/>
     <w:p>
       <w:pPr>
         <w:pStyle w:val="Heading4"/>
@@ -25787,9 +25591,9 @@
         </w:pict>
       </w:r>
     </w:p>
-    <w:bookmarkEnd w:id="67"/>
-    <w:bookmarkEnd w:id="68"/>
-    <w:bookmarkStart w:id="69" w:name="round-2-technical-evaluator-summary"/>
+    <w:bookmarkEnd w:id="64"/>
+    <w:bookmarkEnd w:id="65"/>
+    <w:bookmarkStart w:id="66" w:name="round-2-technical-evaluator-summary"/>
     <w:p>
       <w:pPr>
         <w:pStyle w:val="Heading3"/>
@@ -26563,9 +26367,9 @@
         </w:pict>
       </w:r>
     </w:p>
-    <w:bookmarkEnd w:id="69"/>
-    <w:bookmarkEnd w:id="70"/>
-    <w:bookmarkStart w:id="79" w:name="section-6-round-3-culture-fit-leadership"/>
+    <w:bookmarkEnd w:id="66"/>
+    <w:bookmarkEnd w:id="67"/>
+    <w:bookmarkStart w:id="76" w:name="section-6-round-3-culture-fit-leadership"/>
     <w:p>
       <w:pPr>
         <w:pBdr>
@@ -26594,7 +26398,7 @@
         <w:t xml:space="preserve">SECTION 6: ROUND 3 — CULTURE FIT &amp; LEADERSHIP</w:t>
       </w:r>
     </w:p>
-    <w:bookmarkStart w:id="75" w:name="behavioral-interview-questions"/>
+    <w:bookmarkStart w:id="72" w:name="behavioral-interview-questions"/>
     <w:p>
       <w:pPr>
         <w:pStyle w:val="Heading3"/>
@@ -26623,7 +26427,7 @@
         <w:t xml:space="preserve">(Select 4–6 questions based on role level. Map to PECH values.)</w:t>
       </w:r>
     </w:p>
-    <w:bookmarkStart w:id="71" w:name="reliability-ownership"/>
+    <w:bookmarkStart w:id="68" w:name="reliability-ownership"/>
     <w:p>
       <w:pPr>
         <w:pStyle w:val="Heading4"/>
@@ -26891,8 +26695,8 @@
         </w:tc>
       </w:tr>
     </w:tbl>
-    <w:bookmarkEnd w:id="71"/>
-    <w:bookmarkStart w:id="72" w:name="quality-excellence"/>
+    <w:bookmarkEnd w:id="68"/>
+    <w:bookmarkStart w:id="69" w:name="quality-excellence"/>
     <w:p>
       <w:pPr>
         <w:pStyle w:val="Heading4"/>
@@ -27202,8 +27006,8 @@
         </w:tc>
       </w:tr>
     </w:tbl>
-    <w:bookmarkEnd w:id="72"/>
-    <w:bookmarkStart w:id="73" w:name="africa-first-mission-alignment"/>
+    <w:bookmarkEnd w:id="69"/>
+    <w:bookmarkStart w:id="70" w:name="africa-first-mission-alignment"/>
     <w:p>
       <w:pPr>
         <w:pStyle w:val="Heading4"/>
@@ -27471,8 +27275,8 @@
         </w:tc>
       </w:tr>
     </w:tbl>
-    <w:bookmarkEnd w:id="73"/>
-    <w:bookmarkStart w:id="74" w:name="growth-mindset-adaptability"/>
+    <w:bookmarkEnd w:id="70"/>
+    <w:bookmarkStart w:id="71" w:name="growth-mindset-adaptability"/>
     <w:p>
       <w:pPr>
         <w:pStyle w:val="Heading4"/>
@@ -27740,9 +27544,9 @@
         </w:tc>
       </w:tr>
     </w:tbl>
-    <w:bookmarkEnd w:id="74"/>
-    <w:bookmarkEnd w:id="75"/>
-    <w:bookmarkStart w:id="76" w:name="scenario-based-questions"/>
+    <w:bookmarkEnd w:id="71"/>
+    <w:bookmarkEnd w:id="72"/>
+    <w:bookmarkStart w:id="73" w:name="scenario-based-questions"/>
     <w:p>
       <w:pPr>
         <w:pStyle w:val="Heading3"/>
@@ -28158,8 +27962,8 @@
         </w:tc>
       </w:tr>
     </w:tbl>
-    <w:bookmarkEnd w:id="76"/>
-    <w:bookmarkStart w:id="77" w:name="round-3-scorecard"/>
+    <w:bookmarkEnd w:id="73"/>
+    <w:bookmarkStart w:id="74" w:name="round-3-scorecard"/>
     <w:p>
       <w:pPr>
         <w:pStyle w:val="Heading3"/>
@@ -28840,8 +28644,8 @@
         </w:pict>
       </w:r>
     </w:p>
-    <w:bookmarkEnd w:id="77"/>
-    <w:bookmarkStart w:id="78" w:name="round-3-interviewer-summary"/>
+    <w:bookmarkEnd w:id="74"/>
+    <w:bookmarkStart w:id="75" w:name="round-3-interviewer-summary"/>
     <w:p>
       <w:pPr>
         <w:pStyle w:val="Heading3"/>
@@ -29235,9 +29039,9 @@
         </w:pict>
       </w:r>
     </w:p>
-    <w:bookmarkEnd w:id="78"/>
-    <w:bookmarkEnd w:id="79"/>
-    <w:bookmarkStart w:id="84" w:name="Xe4c1ee82777eef1e4348ede72144a82d7d18b38"/>
+    <w:bookmarkEnd w:id="75"/>
+    <w:bookmarkEnd w:id="76"/>
+    <w:bookmarkStart w:id="81" w:name="Xe4c1ee82777eef1e4348ede72144a82d7d18b38"/>
     <w:p>
       <w:pPr>
         <w:pBdr>
@@ -29266,7 +29070,7 @@
         <w:t xml:space="preserve">SECTION 7: FAKE CANDIDATE DETECTION TOOLKIT</w:t>
       </w:r>
     </w:p>
-    <w:bookmarkStart w:id="80" w:name="resume-verification-matrix"/>
+    <w:bookmarkStart w:id="77" w:name="resume-verification-matrix"/>
     <w:p>
       <w:pPr>
         <w:pStyle w:val="Heading3"/>
@@ -29922,8 +29726,8 @@
         </w:tc>
       </w:tr>
     </w:tbl>
-    <w:bookmarkEnd w:id="80"/>
-    <w:bookmarkStart w:id="81" w:name="technical-fraud-detection-methods"/>
+    <w:bookmarkEnd w:id="77"/>
+    <w:bookmarkStart w:id="78" w:name="technical-fraud-detection-methods"/>
     <w:p>
       <w:pPr>
         <w:pStyle w:val="Heading3"/>
@@ -30881,8 +30685,8 @@
         </w:tc>
       </w:tr>
     </w:tbl>
-    <w:bookmarkEnd w:id="81"/>
-    <w:bookmarkStart w:id="82" w:name="red-flag-severity-matrix"/>
+    <w:bookmarkEnd w:id="78"/>
+    <w:bookmarkStart w:id="79" w:name="red-flag-severity-matrix"/>
     <w:p>
       <w:pPr>
         <w:pStyle w:val="Heading3"/>
@@ -31221,8 +31025,8 @@
         </w:pict>
       </w:r>
     </w:p>
-    <w:bookmarkEnd w:id="82"/>
-    <w:bookmarkStart w:id="83" w:name="fraud-detection-notes"/>
+    <w:bookmarkEnd w:id="79"/>
+    <w:bookmarkStart w:id="80" w:name="fraud-detection-notes"/>
     <w:p>
       <w:pPr>
         <w:pStyle w:val="Heading3"/>
@@ -31679,9 +31483,9 @@
         </w:pict>
       </w:r>
     </w:p>
-    <w:bookmarkEnd w:id="83"/>
-    <w:bookmarkEnd w:id="84"/>
-    <w:bookmarkStart w:id="89" w:name="section-8-reference-check-template"/>
+    <w:bookmarkEnd w:id="80"/>
+    <w:bookmarkEnd w:id="81"/>
+    <w:bookmarkStart w:id="86" w:name="section-8-reference-check-template"/>
     <w:p>
       <w:pPr>
         <w:pBdr>
@@ -31710,7 +31514,7 @@
         <w:t xml:space="preserve">SECTION 8: REFERENCE CHECK TEMPLATE</w:t>
       </w:r>
     </w:p>
-    <w:bookmarkStart w:id="87" w:name="reference-check-form"/>
+    <w:bookmarkStart w:id="84" w:name="reference-check-form"/>
     <w:p>
       <w:pPr>
         <w:pStyle w:val="Heading3"/>
@@ -31906,7 +31710,7 @@
         </w:pict>
       </w:r>
     </w:p>
-    <w:bookmarkStart w:id="85" w:name="X6ca379bfadcf398f9730cbd1f811d66833a74dc"/>
+    <w:bookmarkStart w:id="82" w:name="X6ca379bfadcf398f9730cbd1f811d66833a74dc"/>
     <w:p>
       <w:pPr>
         <w:pStyle w:val="Heading4"/>
@@ -32502,8 +32306,8 @@
         </w:tc>
       </w:tr>
     </w:tbl>
-    <w:bookmarkEnd w:id="85"/>
-    <w:bookmarkStart w:id="86" w:name="verification-cross-check"/>
+    <w:bookmarkEnd w:id="82"/>
+    <w:bookmarkStart w:id="83" w:name="verification-cross-check"/>
     <w:p>
       <w:pPr>
         <w:pStyle w:val="Heading4"/>
@@ -32862,9 +32666,9 @@
         </w:pict>
       </w:r>
     </w:p>
-    <w:bookmarkEnd w:id="86"/>
-    <w:bookmarkEnd w:id="87"/>
-    <w:bookmarkStart w:id="88" w:name="reference-check-summary"/>
+    <w:bookmarkEnd w:id="83"/>
+    <w:bookmarkEnd w:id="84"/>
+    <w:bookmarkStart w:id="85" w:name="reference-check-summary"/>
     <w:p>
       <w:pPr>
         <w:pStyle w:val="Heading3"/>
@@ -33066,9 +32870,9 @@
         </w:pict>
       </w:r>
     </w:p>
-    <w:bookmarkEnd w:id="88"/>
-    <w:bookmarkEnd w:id="89"/>
-    <w:bookmarkStart w:id="95" w:name="Xdd4786d0523d0159853cce3a4bcd95e91dd00b3"/>
+    <w:bookmarkEnd w:id="85"/>
+    <w:bookmarkEnd w:id="86"/>
+    <w:bookmarkStart w:id="92" w:name="Xdd4786d0523d0159853cce3a4bcd95e91dd00b3"/>
     <w:p>
       <w:pPr>
         <w:pBdr>
@@ -33097,7 +32901,7 @@
         <w:t xml:space="preserve">SECTION 9: CANDIDATE SCORING CONSOLIDATION</w:t>
       </w:r>
     </w:p>
-    <w:bookmarkStart w:id="90" w:name="master-scorecard"/>
+    <w:bookmarkStart w:id="87" w:name="master-scorecard"/>
     <w:p>
       <w:pPr>
         <w:pStyle w:val="Heading3"/>
@@ -34070,8 +33874,8 @@
         <w:t xml:space="preserve">______ / 5</w:t>
       </w:r>
     </w:p>
-    <w:bookmarkEnd w:id="90"/>
-    <w:bookmarkStart w:id="91" w:name="candidate-comparison-matrix"/>
+    <w:bookmarkEnd w:id="87"/>
+    <w:bookmarkStart w:id="88" w:name="candidate-comparison-matrix"/>
     <w:p>
       <w:pPr>
         <w:pStyle w:val="Heading3"/>
@@ -34963,8 +34767,8 @@
         </w:tc>
       </w:tr>
     </w:tbl>
-    <w:bookmarkEnd w:id="91"/>
-    <w:bookmarkStart w:id="92" w:name="decision-categories"/>
+    <w:bookmarkEnd w:id="88"/>
+    <w:bookmarkStart w:id="89" w:name="decision-categories"/>
     <w:p>
       <w:pPr>
         <w:pStyle w:val="Heading3"/>
@@ -35245,8 +35049,8 @@
         </w:pict>
       </w:r>
     </w:p>
-    <w:bookmarkEnd w:id="92"/>
-    <w:bookmarkStart w:id="93" w:name="overall-candidate-summary"/>
+    <w:bookmarkEnd w:id="89"/>
+    <w:bookmarkStart w:id="90" w:name="overall-candidate-summary"/>
     <w:p>
       <w:pPr>
         <w:pStyle w:val="Heading3"/>
@@ -36049,8 +35853,8 @@
         </w:pict>
       </w:r>
     </w:p>
-    <w:bookmarkEnd w:id="93"/>
-    <w:bookmarkStart w:id="94" w:name="approval-chain"/>
+    <w:bookmarkEnd w:id="90"/>
+    <w:bookmarkStart w:id="91" w:name="approval-chain"/>
     <w:p>
       <w:pPr>
         <w:pStyle w:val="Heading3"/>
@@ -36573,9 +36377,9 @@
         </w:pict>
       </w:r>
     </w:p>
-    <w:bookmarkEnd w:id="94"/>
-    <w:bookmarkEnd w:id="95"/>
-    <w:bookmarkStart w:id="101" w:name="section-10-post-interview-actions"/>
+    <w:bookmarkEnd w:id="91"/>
+    <w:bookmarkEnd w:id="92"/>
+    <w:bookmarkStart w:id="98" w:name="section-10-post-interview-actions"/>
     <w:p>
       <w:pPr>
         <w:pBdr>
@@ -36604,7 +36408,7 @@
         <w:t xml:space="preserve">SECTION 10: POST-INTERVIEW ACTIONS</w:t>
       </w:r>
     </w:p>
-    <w:bookmarkStart w:id="96" w:name="offer-letter-preparation-checklist"/>
+    <w:bookmarkStart w:id="93" w:name="offer-letter-preparation-checklist"/>
     <w:p>
       <w:pPr>
         <w:pStyle w:val="Heading3"/>
@@ -36786,8 +36590,8 @@
         <w:t xml:space="preserve">☐ Set up new employee onboarding (IT, workspace, accounts)</w:t>
       </w:r>
     </w:p>
-    <w:bookmarkEnd w:id="96"/>
-    <w:bookmarkStart w:id="97" w:name="rejection-notification-template"/>
+    <w:bookmarkEnd w:id="93"/>
+    <w:bookmarkStart w:id="94" w:name="rejection-notification-template"/>
     <w:p>
       <w:pPr>
         <w:pStyle w:val="Heading3"/>
@@ -36916,8 +36720,8 @@
         <w:t xml:space="preserve">PECH Group Holdings Ltd</w:t>
       </w:r>
     </w:p>
-    <w:bookmarkEnd w:id="97"/>
-    <w:bookmarkStart w:id="98" w:name="waitlist-notification-template"/>
+    <w:bookmarkEnd w:id="94"/>
+    <w:bookmarkStart w:id="95" w:name="waitlist-notification-template"/>
     <w:p>
       <w:pPr>
         <w:pStyle w:val="Heading3"/>
@@ -37034,8 +36838,8 @@
         <w:t xml:space="preserve">PECH Group Holdings Ltd</w:t>
       </w:r>
     </w:p>
-    <w:bookmarkEnd w:id="98"/>
-    <w:bookmarkStart w:id="99" w:name="onboarding-kickoff-checklist"/>
+    <w:bookmarkEnd w:id="95"/>
+    <w:bookmarkStart w:id="96" w:name="onboarding-kickoff-checklist"/>
     <w:p>
       <w:pPr>
         <w:pStyle w:val="Heading3"/>
@@ -37263,8 +37067,8 @@
         </w:pict>
       </w:r>
     </w:p>
-    <w:bookmarkEnd w:id="99"/>
-    <w:bookmarkStart w:id="100" w:name="post-interview-notes"/>
+    <w:bookmarkEnd w:id="96"/>
+    <w:bookmarkStart w:id="97" w:name="post-interview-notes"/>
     <w:p>
       <w:pPr>
         <w:pStyle w:val="Heading3"/>
@@ -37638,17 +37442,9 @@
         <w:t xml:space="preserve">Technology &amp; Infrastructure Enablers for People</w:t>
       </w:r>
     </w:p>
-    <w:bookmarkEnd w:id="100"/>
-    <w:bookmarkEnd w:id="101"/>
-    <w:bookmarkEnd w:id="102"/>
-    <w:sectPr>
-      <w:pgBorders w:offsetFrom="page">
-        <w:top w:val="single" w:sz="18" w:space="24" w:color="00BFFF"/>
-        <w:left w:val="single" w:sz="18" w:space="24" w:color="0099CC"/>
-        <w:bottom w:val="single" w:sz="18" w:space="24" w:color="F5A623"/>
-        <w:right w:val="single" w:sz="18" w:space="24" w:color="E08A00"/>
-      </w:pgBorders>
-    </w:sectPr>
+    <w:bookmarkEnd w:id="97"/>
+    <w:bookmarkEnd w:id="98"/>
+    <w:sectPr/>
     <w:p>
       <w:pPr>
         <w:pBdr>
